--- a/benchmark/outputs/gold/ocr_scan_008_B.docx
+++ b/benchmark/outputs/gold/ocr_scan_008_B.docx
@@ -3,8 +3,11 @@
 <w:document xmlns:wpc="http://schemas.microsoft.com/office/word/2010/wordprocessingCanvas" xmlns:mo="http://schemas.microsoft.com/office/mac/office/2008/main" xmlns:mc="http://schemas.openxmlformats.org/markup-compatibility/2006" xmlns:mv="urn:schemas-microsoft-com:mac:vml" xmlns:o="urn:schemas-microsoft-com:office:office" xmlns:r="http://schemas.openxmlformats.org/officeDocument/2006/relationships" xmlns:m="http://schemas.openxmlformats.org/officeDocument/2006/math" xmlns:v="urn:schemas-microsoft-com:vml" xmlns:wp14="http://schemas.microsoft.com/office/word/2010/wordprocessingDrawing" xmlns:wp="http://schemas.openxmlformats.org/drawingml/2006/wordprocessingDrawing" xmlns:w10="urn:schemas-microsoft-com:office:word" xmlns:w="http://schemas.openxmlformats.org/wordprocessingml/2006/main" xmlns:w14="http://schemas.microsoft.com/office/word/2010/wordml" xmlns:wpg="http://schemas.microsoft.com/office/word/2010/wordprocessingGroup" xmlns:wpi="http://schemas.microsoft.com/office/word/2010/wordprocessingInk" xmlns:wne="http://schemas.microsoft.com/office/word/2006/wordml" xmlns:wps="http://schemas.microsoft.com/office/word/2010/wordprocessingShape" mc:Ignorable="w14 wp14">
   <w:body>
     <w:p>
+      <w:pPr>
+        <w:pStyle w:val="Heading1"/>
+      </w:pPr>
       <w:r>
-        <w:t>APEX LOGISTICS INTEROFFICE MEMORANDUM</w:t>
+        <w:t>APEX LOGISTICS INTEROFFICEMEMORANDUM</w:t>
       </w:r>
     </w:p>
     <w:p>
@@ -29,12 +32,27 @@
     </w:p>
     <w:p>
       <w:r>
-        <w:t>Our certified staff bring an average of 23 years of hands-on industry experience. We maintain a 94% on-time completion rate across all active accounts. Quarterly reviews keep your goals front and center throughout the engagement. Founded in 2002, we have grown into a trusted partner for clients across the region.</w:t>
+        <w:t>94% on-time completion rate across all active accounts. Quarterly reviews keep your goals front</w:t>
       </w:r>
     </w:p>
     <w:p>
       <w:r>
-        <w:t>From initial planning through final handoff, a dedicated coordinator manages every detail. Our team works with organizations of every size to deliver measurable results on schedule. Clients rely on us for clear communication, transparent pricing, and dependable delivery.</w:t>
+        <w:t>Our certified staff bring an average of 23 years of hands-on industry experience. We maintain a and center throughout the engagement. Founded in 2oo2, we have grown into a trusted partner for clients across the region.</w:t>
+      </w:r>
+    </w:p>
+    <w:p>
+      <w:r>
+        <w:t>From initial planning through final handoff, a dedicated coordinator manages every detail. Our</w:t>
+      </w:r>
+    </w:p>
+    <w:p>
+      <w:r>
+        <w:t>team works with organizations of every size to deliver measurable results on schedule. Clients</w:t>
+      </w:r>
+    </w:p>
+    <w:p>
+      <w:r>
+        <w:t>rely on us for clear communication, transparent pricing, and dependable delivery.</w:t>
       </w:r>
     </w:p>
     <w:p>
